--- a/EX09/docx/EX 9-Recommendation Systems.docx
+++ b/EX09/docx/EX 9-Recommendation Systems.docx
@@ -4139,6 +4139,7 @@
           <w:b/>
           <w:bCs/>
         </w:rPr>
+        <w:lastRenderedPageBreak/>
         <w:drawing>
           <wp:inline distT="0" distB="0" distL="0" distR="0" wp14:anchorId="38C8A4AD" wp14:editId="18C22CA0">
             <wp:extent cx="5731510" cy="4698365"/>
@@ -4175,6 +4176,134 @@
           </wp:inline>
         </w:drawing>
       </w:r>
+      <w:r>
+        <w:rPr>
+          <w:rFonts w:ascii="Cambria" w:hAnsi="Cambria"/>
+          <w:b/>
+          <w:bCs/>
+        </w:rPr>
+        <w:drawing>
+          <wp:inline distT="0" distB="0" distL="0" distR="0" wp14:anchorId="79F9CFE7" wp14:editId="4030690A">
+            <wp:extent cx="5731510" cy="3070860"/>
+            <wp:effectExtent l="0" t="0" r="2540" b="0"/>
+            <wp:docPr id="1051664295" name="Picture 1"/>
+            <wp:cNvGraphicFramePr>
+              <a:graphicFrameLocks xmlns:a="http://schemas.openxmlformats.org/drawingml/2006/main" noChangeAspect="1"/>
+            </wp:cNvGraphicFramePr>
+            <a:graphic xmlns:a="http://schemas.openxmlformats.org/drawingml/2006/main">
+              <a:graphicData uri="http://schemas.openxmlformats.org/drawingml/2006/picture">
+                <pic:pic xmlns:pic="http://schemas.openxmlformats.org/drawingml/2006/picture">
+                  <pic:nvPicPr>
+                    <pic:cNvPr id="1051664295" name=""/>
+                    <pic:cNvPicPr/>
+                  </pic:nvPicPr>
+                  <pic:blipFill>
+                    <a:blip r:embed="rId55"/>
+                    <a:stretch>
+                      <a:fillRect/>
+                    </a:stretch>
+                  </pic:blipFill>
+                  <pic:spPr>
+                    <a:xfrm>
+                      <a:off x="0" y="0"/>
+                      <a:ext cx="5731510" cy="3070860"/>
+                    </a:xfrm>
+                    <a:prstGeom prst="rect">
+                      <a:avLst/>
+                    </a:prstGeom>
+                  </pic:spPr>
+                </pic:pic>
+              </a:graphicData>
+            </a:graphic>
+          </wp:inline>
+        </w:drawing>
+      </w:r>
+      <w:r>
+        <w:rPr>
+          <w:rFonts w:ascii="Cambria" w:hAnsi="Cambria"/>
+          <w:b/>
+          <w:bCs/>
+        </w:rPr>
+        <w:lastRenderedPageBreak/>
+        <w:drawing>
+          <wp:inline distT="0" distB="0" distL="0" distR="0" wp14:anchorId="62472487" wp14:editId="4F147524">
+            <wp:extent cx="5731510" cy="5186045"/>
+            <wp:effectExtent l="0" t="0" r="2540" b="0"/>
+            <wp:docPr id="1128626055" name="Picture 1"/>
+            <wp:cNvGraphicFramePr>
+              <a:graphicFrameLocks xmlns:a="http://schemas.openxmlformats.org/drawingml/2006/main" noChangeAspect="1"/>
+            </wp:cNvGraphicFramePr>
+            <a:graphic xmlns:a="http://schemas.openxmlformats.org/drawingml/2006/main">
+              <a:graphicData uri="http://schemas.openxmlformats.org/drawingml/2006/picture">
+                <pic:pic xmlns:pic="http://schemas.openxmlformats.org/drawingml/2006/picture">
+                  <pic:nvPicPr>
+                    <pic:cNvPr id="1128626055" name=""/>
+                    <pic:cNvPicPr/>
+                  </pic:nvPicPr>
+                  <pic:blipFill>
+                    <a:blip r:embed="rId56"/>
+                    <a:stretch>
+                      <a:fillRect/>
+                    </a:stretch>
+                  </pic:blipFill>
+                  <pic:spPr>
+                    <a:xfrm>
+                      <a:off x="0" y="0"/>
+                      <a:ext cx="5731510" cy="5186045"/>
+                    </a:xfrm>
+                    <a:prstGeom prst="rect">
+                      <a:avLst/>
+                    </a:prstGeom>
+                  </pic:spPr>
+                </pic:pic>
+              </a:graphicData>
+            </a:graphic>
+          </wp:inline>
+        </w:drawing>
+      </w:r>
+      <w:r>
+        <w:rPr>
+          <w:rFonts w:ascii="Cambria" w:hAnsi="Cambria"/>
+          <w:b/>
+          <w:bCs/>
+        </w:rPr>
+        <w:lastRenderedPageBreak/>
+        <w:drawing>
+          <wp:inline distT="0" distB="0" distL="0" distR="0" wp14:anchorId="0C9B8E36" wp14:editId="50B42F92">
+            <wp:extent cx="5731510" cy="4888865"/>
+            <wp:effectExtent l="0" t="0" r="2540" b="6985"/>
+            <wp:docPr id="1218272102" name="Picture 1"/>
+            <wp:cNvGraphicFramePr>
+              <a:graphicFrameLocks xmlns:a="http://schemas.openxmlformats.org/drawingml/2006/main" noChangeAspect="1"/>
+            </wp:cNvGraphicFramePr>
+            <a:graphic xmlns:a="http://schemas.openxmlformats.org/drawingml/2006/main">
+              <a:graphicData uri="http://schemas.openxmlformats.org/drawingml/2006/picture">
+                <pic:pic xmlns:pic="http://schemas.openxmlformats.org/drawingml/2006/picture">
+                  <pic:nvPicPr>
+                    <pic:cNvPr id="1218272102" name=""/>
+                    <pic:cNvPicPr/>
+                  </pic:nvPicPr>
+                  <pic:blipFill>
+                    <a:blip r:embed="rId57"/>
+                    <a:stretch>
+                      <a:fillRect/>
+                    </a:stretch>
+                  </pic:blipFill>
+                  <pic:spPr>
+                    <a:xfrm>
+                      <a:off x="0" y="0"/>
+                      <a:ext cx="5731510" cy="4888865"/>
+                    </a:xfrm>
+                    <a:prstGeom prst="rect">
+                      <a:avLst/>
+                    </a:prstGeom>
+                  </pic:spPr>
+                </pic:pic>
+              </a:graphicData>
+            </a:graphic>
+          </wp:inline>
+        </w:drawing>
+      </w:r>
     </w:p>
     <w:p>
       <w:pPr>
@@ -4263,7 +4392,6 @@
         <w:rPr>
           <w:rFonts w:ascii="Cambria" w:hAnsi="Cambria"/>
         </w:rPr>
-        <w:lastRenderedPageBreak/>
         <w:t xml:space="preserve">Similar users were identified using cosine similarity applied to the user-item rating matrix. Missing values were filled with zero, and users with the highest similarity scores to the target user were selected as nearest </w:t>
       </w:r>
       <w:r>
@@ -4758,14 +4886,7 @@
         <w:rPr>
           <w:rFonts w:ascii="Cambria" w:hAnsi="Cambria"/>
         </w:rPr>
-        <w:t xml:space="preserve">, such as clicks, watch history, </w:t>
-      </w:r>
-      <w:r>
-        <w:rPr>
-          <w:rFonts w:ascii="Cambria" w:hAnsi="Cambria"/>
-        </w:rPr>
-        <w:lastRenderedPageBreak/>
-        <w:t>purchases, or time spent. Your notebook mainly used explicit feedback, since recommendations were built using actual movie ratings.</w:t>
+        <w:t>, such as clicks, watch history, purchases, or time spent. Your notebook mainly used explicit feedback, since recommendations were built using actual movie ratings.</w:t>
       </w:r>
     </w:p>
     <w:p>
